--- a/01_POLICY/ESA/Index _01Policy_ESA.docx
+++ b/01_POLICY/ESA/Index _01Policy_ESA.docx
@@ -50,7 +50,15 @@
     </w:p>
     <w:p>
       <w:r>
-        <w:t>ESA/ADMIN/IPOL-WORK(2019)1 Paris, 19 June 2019 (Original: English) Distribution: all staff ESA unclassified – “Releasable to the Public” POLICY ON FACILITATION AND MEDIATION AT ESA</w:t>
+        <w:t>ESA/ADMIN/IPOL-</w:t>
+      </w:r>
+      <w:proofErr w:type="gramStart"/>
+      <w:r>
+        <w:t>WORK(</w:t>
+      </w:r>
+      <w:proofErr w:type="gramEnd"/>
+      <w:r>
+        <w:t>2019)1 Paris, 19 June 2019 (Original: English) Distribution: all staff ESA unclassified – “Releasable to the Public” POLICY ON FACILITATION AND MEDIATION AT ESA</w:t>
       </w:r>
     </w:p>
     <w:p>
@@ -65,12 +73,28 @@
     </w:p>
     <w:p>
       <w:r>
-        <w:t>ESA/ADMIN/IPOL-LEGI(2021)1 Director General’s Office Att.: Annex _______ Paris, 4 May 2021 (Original: English) Distribution: all staff ESA unclassified – “Releasable to the Public” Policy on the Prevention, Detection and Investigation of Fraud</w:t>
-      </w:r>
-    </w:p>
-    <w:p>
-      <w:r>
-        <w:t>ESA/ADMIN/IPOL-WORK(2023)1 Att.: Annex Paris, 1st February 2023 (Original: English) Distribution: all staff ESA unclassified – “Releasable to the Public” Policy on Reporting Unwanted Conduct and Investigating Harassment at ESA</w:t>
+        <w:t>ESA/ADMIN/IPOL-</w:t>
+      </w:r>
+      <w:proofErr w:type="gramStart"/>
+      <w:r>
+        <w:t>LEGI(</w:t>
+      </w:r>
+      <w:proofErr w:type="gramEnd"/>
+      <w:r>
+        <w:t>2021)1 Director General’s Office Att.: Annex _______ Paris, 4 May 2021 (Original: English) Distribution: all staff ESA unclassified – “Releasable to the Public” Policy on the Prevention, Detection and Investigation of Fraud</w:t>
+      </w:r>
+    </w:p>
+    <w:p>
+      <w:r>
+        <w:t>ESA/ADMIN/IPOL-</w:t>
+      </w:r>
+      <w:proofErr w:type="gramStart"/>
+      <w:r>
+        <w:t>WORK(</w:t>
+      </w:r>
+      <w:proofErr w:type="gramEnd"/>
+      <w:r>
+        <w:t>2023)1 Att.: Annex Paris, 1st February 2023 (Original: English) Distribution: all staff ESA unclassified – “Releasable to the Public” Policy on Reporting Unwanted Conduct and Investigating Harassment at ESA</w:t>
       </w:r>
     </w:p>
     <w:p>
@@ -83,8 +107,13 @@
     </w:p>
     <w:p>
       <w:r>
-        <w:t>2024/2920 Notice concerning the entry into force of the Agreement between the European Union and the European Space Agency on the security and exchange of classified informatio</w:t>
-      </w:r>
+        <w:t xml:space="preserve">2024/2920 Notice concerning the entry into force of the Agreement between the European Union and the European Space Agency on the security and exchange of classified </w:t>
+      </w:r>
+      <w:proofErr w:type="spellStart"/>
+      <w:r>
+        <w:t>informatio</w:t>
+      </w:r>
+      <w:proofErr w:type="spellEnd"/>
     </w:p>
     <w:p/>
     <w:p/>
@@ -95,12 +124,28 @@
     </w:p>
     <w:p>
       <w:r>
-        <w:t>ESA/REG/002,REV.4 Paris, 05 July 2024 (Original: English) REGULATIONS OF THE EUROPEAN SPACE AGENCY General Clauses and Conditions for ESA Contracts</w:t>
-      </w:r>
-    </w:p>
-    <w:p>
-      <w:r>
-        <w:t>ESA/REG/001,REV.6 Paris, 04 November 2024 (Original: English) REGULATIONS OF THE EUROPEAN SPACE AGENCY ESA Contracting Regulations and related Implementing Instructions</w:t>
+        <w:t>ESA/REG/</w:t>
+      </w:r>
+      <w:proofErr w:type="gramStart"/>
+      <w:r>
+        <w:t>002,REV.</w:t>
+      </w:r>
+      <w:proofErr w:type="gramEnd"/>
+      <w:r>
+        <w:t>4 Paris, 05 July 2024 (Original: English) REGULATIONS OF THE EUROPEAN SPACE AGENCY General Clauses and Conditions for ESA Contracts</w:t>
+      </w:r>
+    </w:p>
+    <w:p>
+      <w:r>
+        <w:t>ESA/REG/</w:t>
+      </w:r>
+      <w:proofErr w:type="gramStart"/>
+      <w:r>
+        <w:t>001,REV.</w:t>
+      </w:r>
+      <w:proofErr w:type="gramEnd"/>
+      <w:r>
+        <w:t>6 Paris, 04 November 2024 (Original: English) REGULATIONS OF THE EUROPEAN SPACE AGENCY ESA Contracting Regulations and related Implementing Instructions</w:t>
       </w:r>
     </w:p>
     <w:p>
@@ -108,7 +153,16 @@
         <w:t>ESA/REG/007, rev.14 Paris, January 2026 (Original: English) REGULATIONS OF THE EUROPEAN SPACE AGENCY Staff Regulations and Rules</w:t>
       </w:r>
     </w:p>
-    <w:p/>
+    <w:p>
+      <w:r>
+        <w:t>ESA_Strategy_2040_InDepth</w:t>
+      </w:r>
+    </w:p>
+    <w:p>
+      <w:r>
+        <w:t>ESA_CM2025_1_Resolution_on_Elevating_Europe_through_Space</w:t>
+      </w:r>
+    </w:p>
     <w:sectPr>
       <w:pgSz w:w="11906" w:h="16838"/>
       <w:pgMar w:top="1440" w:right="1440" w:bottom="1440" w:left="1440" w:header="720" w:footer="720" w:gutter="0"/>
@@ -722,6 +776,7 @@
   <w:style w:type="character" w:default="1" w:styleId="DefaultParagraphFont">
     <w:name w:val="Default Paragraph Font"/>
     <w:uiPriority w:val="1"/>
+    <w:semiHidden/>
     <w:unhideWhenUsed/>
   </w:style>
   <w:style w:type="table" w:default="1" w:styleId="TableNormal">

--- a/01_POLICY/ESA/Index _01Policy_ESA.docx
+++ b/01_POLICY/ESA/Index _01Policy_ESA.docx
@@ -50,15 +50,7 @@
     </w:p>
     <w:p>
       <w:r>
-        <w:t>ESA/ADMIN/IPOL-</w:t>
-      </w:r>
-      <w:proofErr w:type="gramStart"/>
-      <w:r>
-        <w:t>WORK(</w:t>
-      </w:r>
-      <w:proofErr w:type="gramEnd"/>
-      <w:r>
-        <w:t>2019)1 Paris, 19 June 2019 (Original: English) Distribution: all staff ESA unclassified – “Releasable to the Public” POLICY ON FACILITATION AND MEDIATION AT ESA</w:t>
+        <w:t>ESA/ADMIN/IPOL-WORK(2019)1 Paris, 19 June 2019 (Original: English) Distribution: all staff ESA unclassified – “Releasable to the Public” POLICY ON FACILITATION AND MEDIATION AT ESA</w:t>
       </w:r>
     </w:p>
     <w:p>
@@ -73,28 +65,12 @@
     </w:p>
     <w:p>
       <w:r>
-        <w:t>ESA/ADMIN/IPOL-</w:t>
-      </w:r>
-      <w:proofErr w:type="gramStart"/>
-      <w:r>
-        <w:t>LEGI(</w:t>
-      </w:r>
-      <w:proofErr w:type="gramEnd"/>
-      <w:r>
-        <w:t>2021)1 Director General’s Office Att.: Annex _______ Paris, 4 May 2021 (Original: English) Distribution: all staff ESA unclassified – “Releasable to the Public” Policy on the Prevention, Detection and Investigation of Fraud</w:t>
-      </w:r>
-    </w:p>
-    <w:p>
-      <w:r>
-        <w:t>ESA/ADMIN/IPOL-</w:t>
-      </w:r>
-      <w:proofErr w:type="gramStart"/>
-      <w:r>
-        <w:t>WORK(</w:t>
-      </w:r>
-      <w:proofErr w:type="gramEnd"/>
-      <w:r>
-        <w:t>2023)1 Att.: Annex Paris, 1st February 2023 (Original: English) Distribution: all staff ESA unclassified – “Releasable to the Public” Policy on Reporting Unwanted Conduct and Investigating Harassment at ESA</w:t>
+        <w:t>ESA/ADMIN/IPOL-LEGI(2021)1 Director General’s Office Att.: Annex _______ Paris, 4 May 2021 (Original: English) Distribution: all staff ESA unclassified – “Releasable to the Public” Policy on the Prevention, Detection and Investigation of Fraud</w:t>
+      </w:r>
+    </w:p>
+    <w:p>
+      <w:r>
+        <w:t>ESA/ADMIN/IPOL-WORK(2023)1 Att.: Annex Paris, 1st February 2023 (Original: English) Distribution: all staff ESA unclassified – “Releasable to the Public” Policy on Reporting Unwanted Conduct and Investigating Harassment at ESA</w:t>
       </w:r>
     </w:p>
     <w:p>
@@ -124,28 +100,12 @@
     </w:p>
     <w:p>
       <w:r>
-        <w:t>ESA/REG/</w:t>
-      </w:r>
-      <w:proofErr w:type="gramStart"/>
-      <w:r>
-        <w:t>002,REV.</w:t>
-      </w:r>
-      <w:proofErr w:type="gramEnd"/>
-      <w:r>
-        <w:t>4 Paris, 05 July 2024 (Original: English) REGULATIONS OF THE EUROPEAN SPACE AGENCY General Clauses and Conditions for ESA Contracts</w:t>
-      </w:r>
-    </w:p>
-    <w:p>
-      <w:r>
-        <w:t>ESA/REG/</w:t>
-      </w:r>
-      <w:proofErr w:type="gramStart"/>
-      <w:r>
-        <w:t>001,REV.</w:t>
-      </w:r>
-      <w:proofErr w:type="gramEnd"/>
-      <w:r>
-        <w:t>6 Paris, 04 November 2024 (Original: English) REGULATIONS OF THE EUROPEAN SPACE AGENCY ESA Contracting Regulations and related Implementing Instructions</w:t>
+        <w:t>ESA/REG/002,REV.4 Paris, 05 July 2024 (Original: English) REGULATIONS OF THE EUROPEAN SPACE AGENCY General Clauses and Conditions for ESA Contracts</w:t>
+      </w:r>
+    </w:p>
+    <w:p>
+      <w:r>
+        <w:t>ESA/REG/001,REV.6 Paris, 04 November 2024 (Original: English) REGULATIONS OF THE EUROPEAN SPACE AGENCY ESA Contracting Regulations and related Implementing Instructions</w:t>
       </w:r>
     </w:p>
     <w:p>
@@ -161,6 +121,49 @@
     <w:p>
       <w:r>
         <w:t>ESA_CM2025_1_Resolution_on_Elevating_Europe_through_Space</w:t>
+      </w:r>
+    </w:p>
+    <w:p>
+      <w:r>
+        <w:t>ESA Unclassified- Releasable to the public ESA BEST PRACTICES IPC(2012)65, rev.2 BEST PRACTICES " For the Selection of Subcontractors by Prime Contractors in the frame of ESA 's Major Procurements"</w:t>
+      </w:r>
+    </w:p>
+    <w:p>
+      <w:pPr>
+        <w:rPr>
+          <w:b/>
+          <w:bCs/>
+        </w:rPr>
+      </w:pPr>
+      <w:r>
+        <w:rPr>
+          <w:b/>
+          <w:bCs/>
+        </w:rPr>
+        <w:t>Procurement policy on fair access for SMEs - the C1-C4 Clauses</w:t>
+      </w:r>
+    </w:p>
+    <w:p>
+      <w:pPr>
+        <w:rPr>
+          <w:lang w:val="it-IT"/>
+        </w:rPr>
+      </w:pPr>
+      <w:r>
+        <w:rPr>
+          <w:lang w:val="it-IT"/>
+        </w:rPr>
+        <w:t>Page 1 ANNEX I ESA PROFIT POLICY</w:t>
+      </w:r>
+    </w:p>
+    <w:p>
+      <w:pPr>
+        <w:rPr>
+          <w:lang w:val="it-IT"/>
+        </w:rPr>
+      </w:pPr>
+      <w:r>
+        <w:t>ESA PENALTY POLICY</w:t>
       </w:r>
     </w:p>
     <w:sectPr>
@@ -776,7 +779,6 @@
   <w:style w:type="character" w:default="1" w:styleId="DefaultParagraphFont">
     <w:name w:val="Default Paragraph Font"/>
     <w:uiPriority w:val="1"/>
-    <w:semiHidden/>
     <w:unhideWhenUsed/>
   </w:style>
   <w:style w:type="table" w:default="1" w:styleId="TableNormal">

--- a/01_POLICY/ESA/Index _01Policy_ESA.docx
+++ b/01_POLICY/ESA/Index _01Policy_ESA.docx
@@ -4,108 +4,12 @@
   <w:body>
     <w:p>
       <w:r>
-        <w:t>FRAMEWORK AGREEMENT between the European Community and the European Space Agenc</w:t>
-      </w:r>
-      <w:r>
-        <w:t>y</w:t>
+        <w:t>FRAMEWORK AGREEMENT between the European Community and the European Space Agency</w:t>
       </w:r>
     </w:p>
     <w:p>
       <w:r>
-        <w:t>COUNCIL DECISION of 29 April 2004 on the conclusion of the Framework Agreement between the European Community and the European Space Agenc</w:t>
-      </w:r>
-      <w:r>
-        <w:t>y</w:t>
-      </w:r>
-    </w:p>
-    <w:p>
-      <w:r>
-        <w:t>ESA CONVENTION AND COUNCIL RULES OF PROCEDURE</w:t>
-      </w:r>
-    </w:p>
-    <w:p>
-      <w:r>
-        <w:t>EUROPEAN SPACE AGENCY PERSONAL DATA PROTECTION FRAMEWORK</w:t>
-      </w:r>
-    </w:p>
-    <w:p>
-      <w:r>
-        <w:t>ESA/REG/006 Paris, 3 February 2014 (Translated from French) REGULATIONS OF THE EUROPEAN SPACE AGENCY ADDITIONAL ARBITRATION RULES</w:t>
-      </w:r>
-    </w:p>
-    <w:p>
-      <w:r>
-        <w:t>ESA/REG/008 Paris, 23 April 2014 REGULATIONS OF THE EUROPEAN SPACE AGENCY RULES ON INFORMATION, DATA AND INTELLECTUAL PROPERTY</w:t>
-      </w:r>
-    </w:p>
-    <w:p>
-      <w:r>
-        <w:t>ESA/REG/009 Paris, 1 July 2015 (Original: English) REGULATIONS OF THE EUROPEAN SPACE AGENCY Industrial Policy Rules and Regulations</w:t>
-      </w:r>
-    </w:p>
-    <w:p>
-      <w:r>
-        <w:t>ESA/REG/005, rev.3 Paris, 19 January 2018 (Original: English) FINANCIAL REGULATIONS OF THE EUROPEAN SPACE AGENCY</w:t>
-      </w:r>
-    </w:p>
-    <w:p>
-      <w:r>
-        <w:t>ESA/ADMIN/IPOL-WORK(2019)1 Paris, 19 June 2019 (Original: English) Distribution: all staff ESA unclassified – “Releasable to the Public” POLICY ON FACILITATION AND MEDIATION AT ESA</w:t>
-      </w:r>
-    </w:p>
-    <w:p>
-      <w:r>
-        <w:t>ESA/REG/001, rev. 5 Paris, 10 July 2019 (Original: English) REGULATIONS OF THE EUROPEAN SPACE AGENCY ESA Procurement Regulations and related Implementing Instructions</w:t>
-      </w:r>
-    </w:p>
-    <w:p>
-      <w:r>
-        <w:t>ESA/REG/004, rev.2 Paris, 1 July 2020 (Original: English) REGULATIONS OF THE EUROPEAN SPACE AGENCY Security Regulations</w:t>
-      </w:r>
-    </w:p>
-    <w:p>
-      <w:r>
-        <w:t>ESA/ADMIN/IPOL-LEGI(2021)1 Director General’s Office Att.: Annex _______ Paris, 4 May 2021 (Original: English) Distribution: all staff ESA unclassified – “Releasable to the Public” Policy on the Prevention, Detection and Investigation of Fraud</w:t>
-      </w:r>
-    </w:p>
-    <w:p>
-      <w:r>
-        <w:t>ESA/ADMIN/IPOL-WORK(2023)1 Att.: Annex Paris, 1st February 2023 (Original: English) Distribution: all staff ESA unclassified – “Releasable to the Public” Policy on Reporting Unwanted Conduct and Investigating Harassment at ESA</w:t>
-      </w:r>
-    </w:p>
-    <w:p>
-      <w:r>
-        <w:t>EN L series 2024/1543 Agreement between the European Union and the European Space Agency on the security and exchange of classified informatio</w:t>
-      </w:r>
-      <w:r>
-        <w:t>n</w:t>
-      </w:r>
-    </w:p>
-    <w:p>
-      <w:r>
-        <w:t xml:space="preserve">2024/2920 Notice concerning the entry into force of the Agreement between the European Union and the European Space Agency on the security and exchange of classified </w:t>
-      </w:r>
-      <w:proofErr w:type="spellStart"/>
-      <w:r>
-        <w:t>informatio</w:t>
-      </w:r>
-      <w:proofErr w:type="spellEnd"/>
-    </w:p>
-    <w:p/>
-    <w:p/>
-    <w:p>
-      <w:r>
-        <w:t>2024/1542 COUNCIL DECISION (CFSP) 2024/1542 of 4 March 2024 on the signing and conclusion of the Agreement between the European Union and the European Space Agency on the security and exchange of classified information</w:t>
-      </w:r>
-    </w:p>
-    <w:p>
-      <w:r>
-        <w:t>ESA/REG/002,REV.4 Paris, 05 July 2024 (Original: English) REGULATIONS OF THE EUROPEAN SPACE AGENCY General Clauses and Conditions for ESA Contracts</w:t>
-      </w:r>
-    </w:p>
-    <w:p>
-      <w:r>
-        <w:t>ESA/REG/001,REV.6 Paris, 04 November 2024 (Original: English) REGULATIONS OF THE EUROPEAN SPACE AGENCY ESA Contracting Regulations and related Implementing Instructions</w:t>
+        <w:t>COUNCIL DECISION of 29 April 2004 on the conclusion of the Framework Agreement between the European Community and the European Space Agency</w:t>
       </w:r>
     </w:p>
     <w:p>
@@ -125,46 +29,25 @@
     </w:p>
     <w:p>
       <w:r>
-        <w:t>ESA Unclassified- Releasable to the public ESA BEST PRACTICES IPC(2012)65, rev.2 BEST PRACTICES " For the Selection of Subcontractors by Prime Contractors in the frame of ESA 's Major Procurements"</w:t>
+        <w:t>ESA/ADMIN/IPOL-</w:t>
+      </w:r>
+      <w:proofErr w:type="gramStart"/>
+      <w:r>
+        <w:t>WORK(</w:t>
+      </w:r>
+      <w:proofErr w:type="gramEnd"/>
+      <w:r>
+        <w:t>2023)1 Att.: Annex Paris, 1st February 2023 (Original: English) Distribution: all staff ESA unclassified – “Releasable to the Public” Policy on Reporting Unwanted Conduct and Investigating Harassment at ESA</w:t>
       </w:r>
     </w:p>
-    <w:p>
-      <w:pPr>
-        <w:rPr>
-          <w:b/>
-          <w:bCs/>
-        </w:rPr>
-      </w:pPr>
-      <w:r>
-        <w:rPr>
-          <w:b/>
-          <w:bCs/>
-        </w:rPr>
-        <w:t>Procurement policy on fair access for SMEs - the C1-C4 Clauses</w:t>
-      </w:r>
-    </w:p>
+    <w:p/>
+    <w:p/>
     <w:p>
       <w:pPr>
         <w:rPr>
           <w:lang w:val="it-IT"/>
         </w:rPr>
       </w:pPr>
-      <w:r>
-        <w:rPr>
-          <w:lang w:val="it-IT"/>
-        </w:rPr>
-        <w:t>Page 1 ANNEX I ESA PROFIT POLICY</w:t>
-      </w:r>
-    </w:p>
-    <w:p>
-      <w:pPr>
-        <w:rPr>
-          <w:lang w:val="it-IT"/>
-        </w:rPr>
-      </w:pPr>
-      <w:r>
-        <w:t>ESA PENALTY POLICY</w:t>
-      </w:r>
     </w:p>
     <w:sectPr>
       <w:pgSz w:w="11906" w:h="16838"/>
@@ -779,6 +662,7 @@
   <w:style w:type="character" w:default="1" w:styleId="DefaultParagraphFont">
     <w:name w:val="Default Paragraph Font"/>
     <w:uiPriority w:val="1"/>
+    <w:semiHidden/>
     <w:unhideWhenUsed/>
   </w:style>
   <w:style w:type="table" w:default="1" w:styleId="TableNormal">

--- a/01_POLICY/ESA/Index _01Policy_ESA.docx
+++ b/01_POLICY/ESA/Index _01Policy_ESA.docx
@@ -1,6 +1,6 @@
 
 <file path=word/document.xml><?xml version="1.0" encoding="utf-8"?>
-<w:document xmlns:wpc="http://schemas.microsoft.com/office/word/2010/wordprocessingCanvas" xmlns:cx="http://schemas.microsoft.com/office/drawing/2014/chartex" xmlns:cx1="http://schemas.microsoft.com/office/drawing/2015/9/8/chartex" xmlns:cx2="http://schemas.microsoft.com/office/drawing/2015/10/21/chartex" xmlns:cx3="http://schemas.microsoft.com/office/drawing/2016/5/9/chartex" xmlns:cx4="http://schemas.microsoft.com/office/drawing/2016/5/10/chartex" xmlns:cx5="http://schemas.microsoft.com/office/drawing/2016/5/11/chartex" xmlns:cx6="http://schemas.microsoft.com/office/drawing/2016/5/12/chartex" xmlns:cx7="http://schemas.microsoft.com/office/drawing/2016/5/13/chartex" xmlns:cx8="http://schemas.microsoft.com/office/drawing/2016/5/14/chartex" xmlns:mc="http://schemas.openxmlformats.org/markup-compatibility/2006" xmlns:aink="http://schemas.microsoft.com/office/drawing/2016/ink" xmlns:am3d="http://schemas.microsoft.com/office/drawing/2017/model3d" xmlns:o="urn:schemas-microsoft-com:office:office" xmlns:oel="http://schemas.microsoft.com/office/2019/extlst" xmlns:r="http://schemas.openxmlformats.org/officeDocument/2006/relationships" xmlns:m="http://schemas.openxmlformats.org/officeDocument/2006/math" xmlns:v="urn:schemas-microsoft-com:vml" xmlns:wp14="http://schemas.microsoft.com/office/word/2010/wordprocessingDrawing" xmlns:wp="http://schemas.openxmlformats.org/drawingml/2006/wordprocessingDrawing" xmlns:w10="urn:schemas-microsoft-com:office:word" xmlns:w="http://schemas.openxmlformats.org/wordprocessingml/2006/main" xmlns:w14="http://schemas.microsoft.com/office/word/2010/wordml" xmlns:w15="http://schemas.microsoft.com/office/word/2012/wordml" xmlns:w16cei="http://schemas.microsoft.com/office/word/2026/wordml/cei" xmlns:w16cex="http://schemas.microsoft.com/office/word/2018/wordml/cex" xmlns:w16cid="http://schemas.microsoft.com/office/word/2016/wordml/cid" xmlns:w16="http://schemas.microsoft.com/office/word/2018/wordml" xmlns:w16du="http://schemas.microsoft.com/office/word/2023/wordml/word16du" xmlns:w16sdtdh="http://schemas.microsoft.com/office/word/2020/wordml/sdtdatahash" xmlns:w16sdtfl="http://schemas.microsoft.com/office/word/2024/wordml/sdtformatlock" xmlns:w16se="http://schemas.microsoft.com/office/word/2015/wordml/symex" xmlns:wpg="http://schemas.microsoft.com/office/word/2010/wordprocessingGroup" xmlns:wpi="http://schemas.microsoft.com/office/word/2010/wordprocessingInk" xmlns:wne="http://schemas.microsoft.com/office/word/2006/wordml" xmlns:wps="http://schemas.microsoft.com/office/word/2010/wordprocessingShape" mc:Ignorable="w14 w15 w16se w16cid w16 w16cex w16sdtdh w16sdtfl w16du wp14">
+<w:document xmlns:wpc="http://schemas.microsoft.com/office/word/2010/wordprocessingCanvas" xmlns:cx="http://schemas.microsoft.com/office/drawing/2014/chartex" xmlns:cx1="http://schemas.microsoft.com/office/drawing/2015/9/8/chartex" xmlns:cx2="http://schemas.microsoft.com/office/drawing/2015/10/21/chartex" xmlns:cx3="http://schemas.microsoft.com/office/drawing/2016/5/9/chartex" xmlns:cx4="http://schemas.microsoft.com/office/drawing/2016/5/10/chartex" xmlns:cx5="http://schemas.microsoft.com/office/drawing/2016/5/11/chartex" xmlns:cx6="http://schemas.microsoft.com/office/drawing/2016/5/12/chartex" xmlns:cx7="http://schemas.microsoft.com/office/drawing/2016/5/13/chartex" xmlns:cx8="http://schemas.microsoft.com/office/drawing/2016/5/14/chartex" xmlns:mc="http://schemas.openxmlformats.org/markup-compatibility/2006" xmlns:aink="http://schemas.microsoft.com/office/drawing/2016/ink" xmlns:am3d="http://schemas.microsoft.com/office/drawing/2017/model3d" xmlns:o="urn:schemas-microsoft-com:office:office" xmlns:oel="http://schemas.microsoft.com/office/2019/extlst" xmlns:r="http://schemas.openxmlformats.org/officeDocument/2006/relationships" xmlns:m="http://schemas.openxmlformats.org/officeDocument/2006/math" xmlns:v="urn:schemas-microsoft-com:vml" xmlns:wp14="http://schemas.microsoft.com/office/word/2010/wordprocessingDrawing" xmlns:wp="http://schemas.openxmlformats.org/drawingml/2006/wordprocessingDrawing" xmlns:w10="urn:schemas-microsoft-com:office:word" xmlns:w="http://schemas.openxmlformats.org/wordprocessingml/2006/main" xmlns:w14="http://schemas.microsoft.com/office/word/2010/wordml" xmlns:w15="http://schemas.microsoft.com/office/word/2012/wordml" xmlns:w16cex="http://schemas.microsoft.com/office/word/2018/wordml/cex" xmlns:w16cid="http://schemas.microsoft.com/office/word/2016/wordml/cid" xmlns:w16="http://schemas.microsoft.com/office/word/2018/wordml" xmlns:w16du="http://schemas.microsoft.com/office/word/2023/wordml/word16du" xmlns:w16sdtdh="http://schemas.microsoft.com/office/word/2020/wordml/sdtdatahash" xmlns:w16sdtfl="http://schemas.microsoft.com/office/word/2024/wordml/sdtformatlock" xmlns:w16se="http://schemas.microsoft.com/office/word/2015/wordml/symex" xmlns:wpg="http://schemas.microsoft.com/office/word/2010/wordprocessingGroup" xmlns:wpi="http://schemas.microsoft.com/office/word/2010/wordprocessingInk" xmlns:wne="http://schemas.microsoft.com/office/word/2006/wordml" xmlns:wps="http://schemas.microsoft.com/office/word/2010/wordprocessingShape" mc:Ignorable="w14 w15 w16se w16cid w16 w16cex w16sdtdh w16sdtfl w16du wp14">
   <w:body>
     <w:p>
       <w:r>
@@ -29,26 +29,17 @@
     </w:p>
     <w:p>
       <w:r>
-        <w:t>ESA/ADMIN/IPOL-</w:t>
+        <w:t>ESA/ADMIN/IPOL-WORK(2023)1 Att.: Annex Paris, 1st February 2023 (Original: English) Distribution: all staff ESA unclassified – “Releasable to the Public” Policy on Reporting Unwanted Conduct and Investigating Harassment at ESA</w:t>
       </w:r>
-      <w:proofErr w:type="gramStart"/>
+    </w:p>
+    <w:p>
       <w:r>
-        <w:t>WORK(</w:t>
-      </w:r>
-      <w:proofErr w:type="gramEnd"/>
-      <w:r>
-        <w:t>2023)1 Att.: Annex Paris, 1st February 2023 (Original: English) Distribution: all staff ESA unclassified – “Releasable to the Public” Policy on Reporting Unwanted Conduct and Investigating Harassment at ESA</w:t>
+        <w:t>TECHNOLOGY 2040: A VISION FOR THE EUROPEAN SPACE AGENCY</w:t>
       </w:r>
     </w:p>
     <w:p/>
     <w:p/>
-    <w:p>
-      <w:pPr>
-        <w:rPr>
-          <w:lang w:val="it-IT"/>
-        </w:rPr>
-      </w:pPr>
-    </w:p>
+    <w:p/>
     <w:sectPr>
       <w:pgSz w:w="11906" w:h="16838"/>
       <w:pgMar w:top="1440" w:right="1440" w:bottom="1440" w:left="1440" w:header="720" w:footer="720" w:gutter="0"/>
@@ -662,7 +653,6 @@
   <w:style w:type="character" w:default="1" w:styleId="DefaultParagraphFont">
     <w:name w:val="Default Paragraph Font"/>
     <w:uiPriority w:val="1"/>
-    <w:semiHidden/>
     <w:unhideWhenUsed/>
   </w:style>
   <w:style w:type="table" w:default="1" w:styleId="TableNormal">
